--- a/Zerde_Sandar_qupiyasy/Zhetekshi_pikiri.docx
+++ b/Zerde_Sandar_qupiyasy/Zhetekshi_pikiri.docx
@@ -117,28 +117,7 @@
           <w:sz w:val="28"/>
           <w:szCs w:val="28"/>
         </w:rPr>
-        <w:t xml:space="preserve"> Оқушы 14 ертегіні өзі оқып, ондағы </w:t>
-      </w:r>
-      <w:r>
-        <w:rPr>
-          <w:rFonts w:ascii="Times New Roman" w:cs="Times New Roman" w:eastAsia="Times New Roman" w:hAnsi="Times New Roman"/>
-          <w:b w:val="false"/>
-          <w:bCs w:val="false"/>
-          <w:sz w:val="28"/>
-          <w:szCs w:val="28"/>
-          <w:highlight w:val="yellow"/>
-        </w:rPr>
-        <w:t xml:space="preserve">[___]</w:t>
-      </w:r>
-      <w:r>
-        <w:rPr>
-          <w:rFonts w:ascii="Times New Roman" w:cs="Times New Roman" w:eastAsia="Times New Roman" w:hAnsi="Times New Roman"/>
-          <w:b w:val="false"/>
-          <w:bCs w:val="false"/>
-          <w:sz w:val="28"/>
-          <w:szCs w:val="28"/>
-        </w:rPr>
-        <w:t xml:space="preserve"> санды кестеге жазды, әр санның нені білдіретінін және нақты немесе символдық қызметін анықтады; жиілік пен пайыздық үлестерді есептеп, кесте мен диаграммаға түсірді; ертегілердегі үштік құрылымды анықтады және «Ертегі-есептер» жинағын құрастырды.</w:t>
+        <w:t xml:space="preserve"> Оқушы 7 ертегіні өзі оқып, ондағы 91 санды кестеге жазды, әр санның нені білдіретінін және нақты немесе символдық қызметін анықтады; жиілік пен пайыздық үлестерді есептеп, кесте мен диаграммаға түсірді; ертегілерде қайталанатын сан формулаларын тауып, «Ертегі-есептер» жинағын құрастырды.</w:t>
       </w:r>
     </w:p>
     <w:p>
@@ -165,18 +144,7 @@
           <w:sz w:val="28"/>
           <w:szCs w:val="28"/>
         </w:rPr>
-        <w:t xml:space="preserve"> </w:t>
-      </w:r>
-      <w:r>
-        <w:rPr>
-          <w:rFonts w:ascii="Times New Roman" w:cs="Times New Roman" w:eastAsia="Times New Roman" w:hAnsi="Times New Roman"/>
-          <w:b w:val="false"/>
-          <w:bCs w:val="false"/>
-          <w:sz w:val="28"/>
-          <w:szCs w:val="28"/>
-          <w:highlight w:val="yellow"/>
-        </w:rPr>
-        <w:t xml:space="preserve">[Жетекшінің бағасы: нәтижелердің негізділігі, болжамның тексерілуі, есептер жинағының пайдасы.]</w:t>
+        <w:t xml:space="preserve"> Оқушы ертегілердегі сандардың 76,9%-ы символ ретінде қолданылатынын, ең жиі сан 40 екенін дәлелдеді. «Алты» санының «жетіден» екі есе жиі кездесіп, символ қызметін атқаратынын анықтауы – жұмыстың ең қызықты нәтижесі. Оқушы болжамының ішінара ғана расталғанын ашық көрсетіп, оны деректермен түсіндірді. «Ертегі-есептер» жинағы математика мен әдебиетті ұштастыруға мүмкіндік береді.</w:t>
       </w:r>
     </w:p>
     <w:p>
@@ -230,18 +198,7 @@
           <w:sz w:val="28"/>
           <w:szCs w:val="28"/>
         </w:rPr>
-        <w:t xml:space="preserve"> Зерттеуге 14 ертегі алынды, әр ертегінің бір нұсқасы ғана талданды. Болашақта ертегілер санын көбейтіп, батырлар жыры мен басқа халықтардың ертегілерімен салыстыру ұсынылады. </w:t>
-      </w:r>
-      <w:r>
-        <w:rPr>
-          <w:rFonts w:ascii="Times New Roman" w:cs="Times New Roman" w:eastAsia="Times New Roman" w:hAnsi="Times New Roman"/>
-          <w:b w:val="false"/>
-          <w:bCs w:val="false"/>
-          <w:sz w:val="28"/>
-          <w:szCs w:val="28"/>
-          <w:highlight w:val="yellow"/>
-        </w:rPr>
-        <w:t xml:space="preserve">[Жетекшінің өз ескертулері.]</w:t>
+        <w:t xml:space="preserve"> Зерттеуге 7 ертегі алынды, хайуанаттар туралы ертегілер қамтылмады, әр ертегінің бір нұсқасы ғана талданды. «Бір» сөзін санау ережесін нақтылау қажет. Болашақта ертегілер санын көбейтіп, батырлар жырымен және басқа халықтардың ертегілерімен салыстыру ұсынылады.</w:t>
       </w:r>
     </w:p>
     <w:p>
